--- a/DOCS_DA_CONVERTIRE/manifattura_es.docx
+++ b/DOCS_DA_CONVERTIRE/manifattura_es.docx
@@ -270,6 +270,185 @@
       </w:r>
     </w:p>
     <w:p/>
+    <w:p/>
+    <w:p>
+      <w:r>
+        <w:rPr>
+          <w:rFonts w:ascii="Arial" w:hAnsi="Arial"/>
+          <w:b/>
+          <w:color w:val="1A365D"/>
+          <w:sz w:val="26"/>
+        </w:rPr>
+        <w:t>Tabella delle Fonti e Certificazione</w:t>
+      </w:r>
+    </w:p>
+    <w:tbl>
+      <w:tblPr>
+        <w:tblW w:type="auto" w:w="0"/>
+        <w:jc w:val="center"/>
+        <w:tblLook w:firstColumn="1" w:firstRow="1" w:lastColumn="0" w:lastRow="0" w:noHBand="0" w:noVBand="1" w:val="04A0"/>
+      </w:tblPr>
+      <w:tblGrid>
+        <w:gridCol w:w="4819"/>
+        <w:gridCol w:w="4819"/>
+      </w:tblGrid>
+      <w:tr>
+        <w:tc>
+          <w:tcPr>
+            <w:tcW w:type="dxa" w:w="4819"/>
+            <w:shd w:fill="1A365D"/>
+          </w:tcPr>
+          <w:p>
+            <w:r>
+              <w:rPr>
+                <w:rFonts w:ascii="Arial" w:hAnsi="Arial"/>
+                <w:b/>
+                <w:color w:val="FFFFFF"/>
+                <w:sz w:val="20"/>
+              </w:rPr>
+              <w:t>Affermazione del testo</w:t>
+            </w:r>
+          </w:p>
+        </w:tc>
+        <w:tc>
+          <w:tcPr>
+            <w:tcW w:type="dxa" w:w="4819"/>
+            <w:shd w:fill="1A365D"/>
+          </w:tcPr>
+          <w:p>
+            <w:r>
+              <w:rPr>
+                <w:rFonts w:ascii="Arial" w:hAnsi="Arial"/>
+                <w:b/>
+                <w:color w:val="FFFFFF"/>
+                <w:sz w:val="20"/>
+              </w:rPr>
+              <w:t>Fonte Certificata</w:t>
+            </w:r>
+          </w:p>
+        </w:tc>
+      </w:tr>
+      <w:tr>
+        <w:tc>
+          <w:tcPr>
+            <w:tcW w:type="dxa" w:w="4819"/>
+          </w:tcPr>
+          <w:p>
+            <w:r>
+              <w:rPr>
+                <w:rFonts w:ascii="Arial" w:hAnsi="Arial"/>
+                <w:sz w:val="19"/>
+              </w:rPr>
+              <w:t>La antigua Fábrica de Tabacos está ubicada en Via Riva di Reno 72 y se instaló a principios del siglo XIX en el antiguo convento de Santa Maria Nuova.</w:t>
+            </w:r>
+          </w:p>
+        </w:tc>
+        <w:tc>
+          <w:tcPr>
+            <w:tcW w:type="dxa" w:w="4819"/>
+          </w:tcPr>
+          <w:p>
+            <w:r>
+              <w:rPr>
+                <w:rFonts w:ascii="Arial" w:hAnsi="Arial"/>
+                <w:sz w:val="19"/>
+              </w:rPr>
+              <w:t>Storia e Memoria di Bologna / Bologna Online</w:t>
+            </w:r>
+          </w:p>
+        </w:tc>
+      </w:tr>
+      <w:tr>
+        <w:tc>
+          <w:tcPr>
+            <w:tcW w:type="dxa" w:w="4819"/>
+          </w:tcPr>
+          <w:p>
+            <w:r>
+              <w:rPr>
+                <w:rFonts w:ascii="Arial" w:hAnsi="Arial"/>
+                <w:sz w:val="19"/>
+              </w:rPr>
+              <w:t>La fachada histórica de Via Riva di Reno fue rediseñada en 1906 por el arquitecto Gaetano De Napoli en estilo Jugendstil (Modernismo/Art Nouveau).</w:t>
+            </w:r>
+          </w:p>
+        </w:tc>
+        <w:tc>
+          <w:tcPr>
+            <w:tcW w:type="dxa" w:w="4819"/>
+          </w:tcPr>
+          <w:p>
+            <w:r>
+              <w:rPr>
+                <w:rFonts w:ascii="Arial" w:hAnsi="Arial"/>
+                <w:sz w:val="19"/>
+              </w:rPr>
+              <w:t>Archivo Histórico del Municipio de Bolonia / IBC Emilia-Romagna</w:t>
+            </w:r>
+          </w:p>
+        </w:tc>
+      </w:tr>
+      <w:tr>
+        <w:tc>
+          <w:tcPr>
+            <w:tcW w:type="dxa" w:w="4819"/>
+          </w:tcPr>
+          <w:p>
+            <w:r>
+              <w:rPr>
+                <w:rFonts w:ascii="Arial" w:hAnsi="Arial"/>
+                <w:sz w:val="19"/>
+              </w:rPr>
+              <w:t>Históricamente, la fábrica empleaba mayoritariamente a mujeres, consideradas más hábiles para enrollar las hojas de tabaco en la elaboración de puros.</w:t>
+            </w:r>
+          </w:p>
+        </w:tc>
+        <w:tc>
+          <w:tcPr>
+            <w:tcW w:type="dxa" w:w="4819"/>
+          </w:tcPr>
+          <w:p>
+            <w:r>
+              <w:rPr>
+                <w:rFonts w:ascii="Arial" w:hAnsi="Arial"/>
+                <w:sz w:val="19"/>
+              </w:rPr>
+              <w:t>Museo del Patrimonio Industrial de Bolonia</w:t>
+            </w:r>
+          </w:p>
+        </w:tc>
+      </w:tr>
+      <w:tr>
+        <w:tc>
+          <w:tcPr>
+            <w:tcW w:type="dxa" w:w="4819"/>
+          </w:tcPr>
+          <w:p>
+            <w:r>
+              <w:rPr>
+                <w:rFonts w:ascii="Arial" w:hAnsi="Arial"/>
+                <w:sz w:val="19"/>
+              </w:rPr>
+              <w:t>El edificio forma parte del distrito Manifattura delle Arti y es la sede actual de la Cineteca de Bolonia, junto a los Jardines de la ex-Manifattura Tabacchi.</w:t>
+            </w:r>
+          </w:p>
+        </w:tc>
+        <w:tc>
+          <w:tcPr>
+            <w:tcW w:type="dxa" w:w="4819"/>
+          </w:tcPr>
+          <w:p>
+            <w:r>
+              <w:rPr>
+                <w:rFonts w:ascii="Arial" w:hAnsi="Arial"/>
+                <w:sz w:val="19"/>
+              </w:rPr>
+              <w:t>Municipio de Bolonia / Cineteca di Bologna</w:t>
+            </w:r>
+          </w:p>
+        </w:tc>
+      </w:tr>
+    </w:tbl>
     <w:sectPr>
       <w:pgSz w:w="11906" w:h="16838"/>
       <w:pgMar w:top="1417" w:right="1134" w:bottom="1134" w:left="1134" w:header="708" w:footer="708" w:gutter="0"/>
